--- a/The Dolphins' View of History/chapters/31 - China, the Long Memory and the Great Leap.docx
+++ b/The Dolphins' View of History/chapters/31 - China, the Long Memory and the Great Leap.docx
@@ -9,6 +9,7 @@
         <w:jc w:val="center"/>
         <w:outlineLvl w:val="0"/>
       </w:pPr>
+      <w:bookmarkStart w:name="_Chapter022" w:id="1"/>
       <w:r>
         <w:rPr>
           <w:rFonts w:ascii="Amazon Ember" w:cs="Amazon Ember" w:eastAsia="Amazon Ember" w:hAnsi="Amazon Ember"/>
@@ -20,6 +21,7 @@
         </w:rPr>
         <w:t xml:space="preserve">1949 to Today: China, the Long Memory and the Great Leap</w:t>
       </w:r>
+      <w:bookmarkEnd w:id="1"/>
     </w:p>
     <w:p>
       <w:pPr>
@@ -34,31 +36,31 @@
         <w:spacing w:after="200"/>
       </w:pPr>
       <w:r>
-        <w:t xml:space="preserve">The 19th century interrupted that tide more severely than any dynasty's collapse had. Defeat in the Opium Wars, unequal treaties forced on China by European powers, and foreign concessions carved out of Chinese port cities opened what Chinese historians call the Century of Humiliation — a period that shaped the political movements of the century that followed as directly as any single event in this book shapes the chapter after it.</w:t>
-      </w:r>
-    </w:p>
-    <w:p>
-      <w:pPr>
-        <w:spacing w:after="200"/>
-      </w:pPr>
-      <w:r>
-        <w:t xml:space="preserve">Decades of civil war and Japanese occupation, covered in this part of the book's earlier chapter on Japan, ended in 1949 with the Communist Party's victory under Mao Zedong, arriving with genuine popular exhaustion and hope behind it after so much foreign and internal violence.</w:t>
-      </w:r>
-    </w:p>
-    <w:p>
-      <w:pPr>
-        <w:spacing w:after="200"/>
-      </w:pPr>
-      <w:r>
-        <w:t xml:space="preserve">The Great Leap Forward, launched in 1958, aimed to industrialize China's economy at a speed the Soviet Union had once attempted with its own five-year plans. The policies it imposed on agriculture instead produced a famine, running from roughly 1959 to 1961, that killed somewhere between fifteen and forty-five million people; most demographers put the figure near thirty million, which would make it the deadliest famine on record. The cause was overwhelmingly policy, not drought.</w:t>
-      </w:r>
-    </w:p>
-    <w:p>
-      <w:pPr>
-        <w:spacing w:after="200"/>
-      </w:pPr>
-      <w:r>
-        <w:t xml:space="preserve">The Cultural Revolution, launched in 1966 and continuing in various forms until Mao's death in 1976, turned the state's organizing power against its own institutions, culture, and people: intellectuals persecuted, historical and religious sites destroyed, education disrupted for a generation, and between several hundred thousand and about two million people killed — a direct, painful echo of the very cultural memory dolphin scholarship admired several chapters earlier.</w:t>
+        <w:t xml:space="preserve">The 19th century interrupted that tide more severely than any dynasty’s collapse had. Defeat in the Opium Wars, unequal treaties forced on China by European powers, and foreign concessions carved out of Chinese port cities opened what Chinese historians call the Century of Humiliation — a period that shaped the political movements of the century that followed as directly as any single event in this book shapes the chapter after it.</w:t>
+      </w:r>
+    </w:p>
+    <w:p>
+      <w:pPr>
+        <w:spacing w:after="200"/>
+      </w:pPr>
+      <w:r>
+        <w:t xml:space="preserve">Decades of civil war and Japanese occupation, covered in this part of the book’s earlier chapter on Japan, ended in 1949 with the Communist Party’s victory under Mao Zedong, arriving with genuine popular exhaustion and hope behind it after so much foreign and internal violence.</w:t>
+      </w:r>
+    </w:p>
+    <w:p>
+      <w:pPr>
+        <w:spacing w:after="200"/>
+      </w:pPr>
+      <w:r>
+        <w:t xml:space="preserve">The Great Leap Forward, launched in 1958, aimed to industrialize China’s economy at a speed the Soviet Union had once attempted with its own five-year plans. The policies it imposed on agriculture instead produced a famine, running from roughly 1959 to 1961, that killed somewhere between fifteen and forty-five million people; most demographers put the figure near thirty million, which would make it the deadliest famine on record. The cause was overwhelmingly policy, not drought.</w:t>
+      </w:r>
+    </w:p>
+    <w:p>
+      <w:pPr>
+        <w:spacing w:after="200"/>
+      </w:pPr>
+      <w:r>
+        <w:t xml:space="preserve">The Cultural Revolution, launched in 1966 and continuing in various forms until Mao’s death in 1976, turned the state’s organizing power against its own institutions, culture, and people: intellectuals persecuted, historical and religious sites destroyed, education disrupted for a generation, and between several hundred thousand and about two million people killed — a direct, painful echo of the very cultural memory dolphin scholarship admired several chapters earlier.</w:t>
       </w:r>
     </w:p>
     <w:p>
@@ -78,15 +80,15 @@
         <w:spacing w:after="200"/>
       </w:pPr>
       <w:r>
-        <w:t xml:space="preserve">Deng Xiaoping's reforms, beginning in 1978 after Mao's death, opened China's economy to market mechanisms and foreign investment, producing what is likely the fastest large-scale poverty reduction in recorded history over the following four decades. That economic liberalization arrived without a matching political liberalization, a gap the army made unmistakable on the night of June 3–4, 1989, when it cleared protesters from in and around Tiananmen Square. Hundreds were killed, possibly more than a thousand; there is no official count, and the event is still censored inside China.</w:t>
-      </w:r>
-    </w:p>
-    <w:p>
-      <w:pPr>
-        <w:spacing w:after="200"/>
-      </w:pPr>
-      <w:r>
-        <w:t xml:space="preserve">The story did not stop there. Three further decades of growth turned China into the world's largest manufacturer by output, producing a majority of the world's steel and a large share of its solar panels, alongside consumer goods sold in nearly every category and almost every country. By the 2020s, China had also become the world's leading source of published scientific research by sheer volume, exporting scientists and engineering talent to laboratories worldwide while training more of its own at home than any other nation.</w:t>
+        <w:t xml:space="preserve">Deng Xiaoping’s reforms, beginning in 1978 after Mao’s death, opened China’s economy to market mechanisms and foreign investment, producing what is likely the fastest large-scale poverty reduction in recorded history over the following four decades. That economic liberalization arrived without a matching political liberalization, a gap the army made unmistakable on the night of June 3–4, 1989, when it cleared protesters from in and around Tiananmen Square. Hundreds were killed, possibly more than a thousand; there is no official count, and the event is still censored inside China.</w:t>
+      </w:r>
+    </w:p>
+    <w:p>
+      <w:pPr>
+        <w:spacing w:after="200"/>
+      </w:pPr>
+      <w:r>
+        <w:t xml:space="preserve">The story did not stop there. Three further decades of growth turned China into the world’s largest manufacturer by output, producing a majority of the world’s steel and a large share of its solar panels, alongside consumer goods sold in nearly every category and almost every country. By the 2020s, China had also become the world’s leading source of published scientific research by sheer volume, exporting scientists and engineering talent to laboratories worldwide while training more of its own at home than any other nation.</w:t>
       </w:r>
     </w:p>
     <w:p>
@@ -102,7 +104,7 @@
         <w:spacing w:after="200"/>
       </w:pPr>
       <w:r>
-        <w:t xml:space="preserve">One assumption about this rise is worth correcting head-on, since it is a common one and precisely backward: China's population is not growing to match its economic output. It peaked around 2021 or 2022 and has been declining since, and its fertility rate has fallen to among the lowest recorded anywhere, despite the government ending its one-child policy in 2015 and actively encouraging larger families ever since with steadily diminishing results.</w:t>
+        <w:t xml:space="preserve">One assumption about this rise is worth correcting head-on, since it is a common one and precisely backward: China’s population is not growing to match its economic output. It peaked around 2021 or 2022 and has been declining since, and its fertility rate has fallen to among the lowest recorded anywhere, despite the government ending its one-child policy in 2015 and actively encouraging larger families ever since with steadily diminishing results.</w:t>
       </w:r>
     </w:p>
     <w:p>
@@ -130,7 +132,7 @@
         <w:spacing w:after="200"/>
       </w:pPr>
       <w:r>
-        <w:t xml:space="preserve">Dolphin scholarship registers one further complaint alongside the economic ledger, and concedes it is a more personal one than most. China has been the world's largest annual source of carbon emissions since the mid-2000s, by a growing margin over the United States in second place, and a widely cited 2015 study of mismanaged plastic waste entering the ocean ranked China first. A 2021 study that modeled rivers in more detail ranked the Philippines, India, and Malaysia higher, and wealthy countries, the United States among them, had for years shipped their own plastic waste to Asia to be dealt with there.</w:t>
+        <w:t xml:space="preserve">Dolphin scholarship registers one further complaint alongside the economic ledger, and concedes it is a more personal one than most. China has been the world’s largest annual source of carbon emissions since the mid-2000s, by a growing margin over the United States in second place, and a widely cited 2015 study of mismanaged plastic waste entering the ocean ranked China first. A 2021 study that modeled rivers in more detail ranked the Philippines, India, and Malaysia higher, and wealthy countries, the United States among them, had for years shipped their own plastic waste to Asia to be dealt with there.</w:t>
       </w:r>
     </w:p>
     <w:p>
@@ -154,7 +156,7 @@
           <w:i/>
           <w:iCs/>
         </w:rPr>
-        <w:t xml:space="preserve">China supplies this part of the book's only case where the course correction was economic but not political. Hundreds of millions of people rose out of poverty within living memory, an achievement with few rivals anywhere in this book, produced by a state that has still not fully answered for the famine or the Cultural Revolution it also produced. Capability and wisdom, once again, on separate schedules — and, as this chapter closes, not yet fully reconciled.</w:t>
+        <w:t xml:space="preserve">China supplies this part of the book’s only case where the course correction was economic but not political. Hundreds of millions of people rose out of poverty within living memory, an achievement with few rivals anywhere in this book, produced by a state that has still not fully answered for the famine or the Cultural Revolution it also produced. Capability and wisdom, once again, on separate schedules — and, as this chapter closes, not yet fully reconciled.</w:t>
       </w:r>
     </w:p>
     <w:sectPr>

--- a/The Dolphins' View of History/chapters/31 - China, the Long Memory and the Great Leap.docx
+++ b/The Dolphins' View of History/chapters/31 - China, the Long Memory and the Great Leap.docx
@@ -125,6 +125,22 @@
       </w:pPr>
       <w:r>
         <w:t xml:space="preserve">The political side of the ledger tightened. Xi Jinping took the top posts in 2012 and in 2018 removed the two-term limit on the presidency, ending the arrangement that had made leadership change hands every decade. An anti-corruption campaign jailed rivals along with a great many officials who were, in fact, corrupt. In Xinjiang the state built a system of mass detention and surveillance aimed at Uyghurs and other largely Muslim minorities, documented by researchers, leaked police files, and satellite imagery, and described by Beijing as vocational training. In Hong Kong a 2020 national-security law curtailed the autonomy the 1997 handover had promised.</w:t>
+      </w:r>
+    </w:p>
+    <w:p>
+      <w:pPr>
+        <w:spacing w:after="200"/>
+      </w:pPr>
+      <w:r>
+        <w:t xml:space="preserve">The tightening had a lighter footnote, which the state did not treat lightly. The leader the internet nicknamed Pooh earned the name in 2013, when he walked with the American president at Sunnylands in California and Chinese social media users posted the photograph beside a drawing of Winnie-the-Pooh strolling with Tigger. In 2014 a handshake with Japan’s prime minister was matched with Pooh gripping the hoof of a gloomy Eeyore. In 2017, in the run-up to a party congress, comments using the bear’s Chinese name, Little Bear Winnie, began failing on Weibo with a warning that the content was illegal, and Pooh stickers disappeared from WeChat’s official gallery. No reason was given.</w:t>
+      </w:r>
+    </w:p>
+    <w:p>
+      <w:pPr>
+        <w:spacing w:after="200"/>
+      </w:pPr>
+      <w:r>
+        <w:t xml:space="preserve">Dolphin historians do not consider the resemblance their business. They consider the ban their business. A state with a nuclear arsenal, a censorship apparatus, and the largest online population on Earth arranged to be threatened by a Bear of Very Little Brain. A government that feels secure can live with a joke. One that does not deletes it, and the deletion becomes the better-known joke.</w:t>
       </w:r>
     </w:p>
     <w:p>

--- a/The Dolphins' View of History/chapters/31 - China, the Long Memory and the Great Leap.docx
+++ b/The Dolphins' View of History/chapters/31 - China, the Long Memory and the Great Leap.docx
@@ -28,7 +28,7 @@
         <w:spacing w:after="200"/>
       </w:pPr>
       <w:r>
-        <w:t xml:space="preserve">This chapter returns to a civilization dolphin scholarship already logged, several chapters ago, as among the deepest cultural inheritances in the book: millennia of continuous writing, philosophy, and administration, surviving dynasty after dynasty like a tide that always came back in.</w:t>
+        <w:t xml:space="preserve">This chapter returns to a civilization logged several chapters ago as among the deepest cultural inheritances in the book: millennia of continuous writing, philosophy, and administration, surviving dynasty after dynasty like a tide that always came back in.</w:t>
       </w:r>
     </w:p>
     <w:p>
@@ -60,7 +60,7 @@
         <w:spacing w:after="200"/>
       </w:pPr>
       <w:r>
-        <w:t xml:space="preserve">The Cultural Revolution, launched in 1966 and continuing in various forms until Mao’s death in 1976, turned the state’s organizing power against its own institutions, culture, and people: intellectuals persecuted, historical and religious sites destroyed, education disrupted for a generation, and between several hundred thousand and about two million people killed — a direct, painful echo of the very cultural memory dolphin scholarship admired several chapters earlier.</w:t>
+        <w:t xml:space="preserve">The Cultural Revolution, launched in 1966 and continuing in various forms until Mao’s death in 1976, turned the state’s organizing power against its own institutions, culture, and people: intellectuals persecuted, historical and religious sites destroyed, education disrupted for a generation, and between several hundred thousand and about two million people killed. It was a direct, painful assault on the very cultural memory admired several chapters earlier.</w:t>
       </w:r>
     </w:p>
     <w:p>

--- a/The Dolphins' View of History/chapters/31 - China, the Long Memory and the Great Leap.docx
+++ b/The Dolphins' View of History/chapters/31 - China, the Long Memory and the Great Leap.docx
@@ -5,6 +5,7 @@
     <w:p>
       <w:pPr>
         <w:pStyle w:val="Heading1"/>
+        <w:pageBreakBefore/>
         <w:spacing w:after="300"/>
         <w:jc w:val="center"/>
         <w:outlineLvl w:val="0"/>
@@ -15,9 +16,9 @@
           <w:rFonts w:ascii="Amazon Ember" w:cs="Amazon Ember" w:eastAsia="Amazon Ember" w:hAnsi="Amazon Ember"/>
           <w:b/>
           <w:bCs/>
-          <w:color w:val="0000FF"/>
-          <w:sz w:val="36"/>
-          <w:szCs w:val="36"/>
+          <w:color w:val="1F4E79"/>
+          <w:sz w:val="32"/>
+          <w:szCs w:val="32"/>
         </w:rPr>
         <w:t xml:space="preserve">1949 to Today: China, the Long Memory and the Great Leap</w:t>
       </w:r>
@@ -36,7 +37,7 @@
         <w:spacing w:after="200"/>
       </w:pPr>
       <w:r>
-        <w:t xml:space="preserve">The 19th century interrupted that tide more severely than any dynasty’s collapse had. Defeat in the Opium Wars, unequal treaties forced on China by European powers, and foreign concessions carved out of Chinese port cities opened what Chinese historians call the Century of Humiliation — a period that shaped the political movements of the century that followed as directly as any single event in this book shapes the chapter after it.</w:t>
+        <w:t xml:space="preserve">The 19th century interrupted that tide more severely than any dynasty’s collapse had. Defeat in the Opium Wars, unequal treaties forced on China by European powers, and foreign concessions carved out of Chinese port cities opened what Chinese historians call the Century of Humiliation — a period that shaped the political movements of the century that followed as directly as any single event shapes the chapter after it.</w:t>
       </w:r>
     </w:p>
     <w:p>
@@ -172,11 +173,11 @@
           <w:i/>
           <w:iCs/>
         </w:rPr>
-        <w:t xml:space="preserve">China supplies this part of the book’s only case where the course correction was economic but not political. Hundreds of millions of people rose out of poverty within living memory, an achievement with few rivals anywhere in this book, produced by a state that has still not fully answered for the famine or the Cultural Revolution it also produced. Capability and wisdom, once again, on separate schedules — and, as this chapter closes, not yet fully reconciled.</w:t>
+        <w:t xml:space="preserve">China supplies this part of the book’s only case where the course correction was economic but not political. Hundreds of millions of people rose out of poverty within living memory, an achievement with few rivals in this history, produced by a state that has still not fully answered for the famine or the Cultural Revolution it also produced. Capability and wisdom, once again, on separate schedules — and, as this chapter closes, not yet fully reconciled.</w:t>
       </w:r>
     </w:p>
     <w:sectPr>
-      <w:pgSz w:w="12240" w:h="15840" w:orient="portrait"/>
+      <w:pgSz w:w="8640" w:h="12960" w:orient="portrait"/>
       <w:pgMar w:top="1440" w:right="1440" w:bottom="1440" w:left="1440" w:header="708" w:footer="708" w:gutter="0"/>
       <w:pgNumType/>
       <w:docGrid w:linePitch="360"/>
